--- a/data/revised_2026-10_full/tracked/v2/Core_Mathematics/SS2.1_Similarity_and_Enlargement/Core_Mathematics_Similarity_and_Enlargement_SummaryTable_TRACKED.docx
+++ b/data/revised_2026-10_full/tracked/v2/Core_Mathematics/SS2.1_Similarity_and_Enlargement/Core_Mathematics_Similarity_and_Enlargement_SummaryTable_TRACKED.docx
@@ -648,7 +648,7 @@
               </w:rPr>
               <w:t xml:space="preserve">Learners cannot yet fully explain why one tank holds 8 times as much water when it is only twice as tall, or why doubling every length does not simply double the area and volume. These questions are posted on the DQB and will be explained through the Area Scale Factor (Lesson </w:t>
             </w:r>
-            <w:del w:id="9001" w:author="Claude (AI) - proposed" w:date="2026-10-15T20:13:55Z">
+            <w:del w:id="9001" w:author="Claude (AI) - proposed" w:date="2026-10-18T00:27:23Z">
               <w:r>
                 <w:rPr>
                   <w:rFonts w:ascii="Arial" w:cs="Arial" w:eastAsia="Arial" w:hAnsi="Arial"/>
@@ -663,7 +663,7 @@
                 <w:delText xml:space="preserve">2</w:delText>
               </w:r>
             </w:del>
-            <w:ins w:id="9002" w:author="Claude (AI) - proposed" w:date="2026-10-15T20:13:55Z">
+            <w:ins w:id="9002" w:author="Claude (AI) - proposed" w:date="2026-10-18T00:27:23Z">
               <w:r>
                 <w:rPr>
                   <w:rFonts w:ascii="Arial" w:cs="Arial" w:eastAsia="Arial" w:hAnsi="Arial"/>
@@ -691,7 +691,7 @@
               </w:rPr>
               <w:t xml:space="preserve">) and Volume Scale Factor (Lesson </w:t>
             </w:r>
-            <w:del w:id="9003" w:author="Claude (AI) - proposed" w:date="2026-10-15T20:13:55Z">
+            <w:del w:id="9003" w:author="Claude (AI) - proposed" w:date="2026-10-18T00:27:23Z">
               <w:r>
                 <w:rPr>
                   <w:rFonts w:ascii="Arial" w:cs="Arial" w:eastAsia="Arial" w:hAnsi="Arial"/>
@@ -706,7 +706,7 @@
                 <w:delText xml:space="preserve">3</w:delText>
               </w:r>
             </w:del>
-            <w:ins w:id="9004" w:author="Claude (AI) - proposed" w:date="2026-10-15T20:13:55Z">
+            <w:ins w:id="9004" w:author="Claude (AI) - proposed" w:date="2026-10-18T00:27:23Z">
               <w:r>
                 <w:rPr>
                   <w:rFonts w:ascii="Arial" w:cs="Arial" w:eastAsia="Arial" w:hAnsi="Arial"/>
@@ -1009,7 +1009,7 @@
               </w:rPr>
               <w:t xml:space="preserve">When a polygon is enlarged with centre O and L.S.F k, every image side equals </w:t>
             </w:r>
-            <w:del w:id="9005" w:author="Claude (AI) - proposed" w:date="2026-10-15T20:13:55Z">
+            <w:del w:id="9005" w:author="Claude (AI) - proposed" w:date="2026-10-18T00:27:23Z">
               <w:r>
                 <w:rPr>
                   <w:rFonts w:ascii="Arial" w:cs="Arial" w:eastAsia="Arial" w:hAnsi="Arial"/>
@@ -1024,7 +1024,7 @@
                 <w:delText xml:space="preserve">k</w:delText>
               </w:r>
             </w:del>
-            <w:ins w:id="9006" w:author="Claude (AI) - proposed" w:date="2026-10-15T20:13:55Z">
+            <w:ins w:id="9006" w:author="Claude (AI) - proposed" w:date="2026-10-18T00:27:23Z">
               <w:r>
                 <w:rPr>
                   <w:rFonts w:ascii="Arial" w:cs="Arial" w:eastAsia="Arial" w:hAnsi="Arial"/>
@@ -1327,7 +1327,7 @@
               </w:rPr>
               <w:t xml:space="preserve">Learners drew pairs of similar rectangles and triangles with L.S.F values of 2, 3, and ½, calculated the area of each figure, and recorded the ratio of </w:t>
             </w:r>
-            <w:del w:id="9007" w:author="Claude (AI) - proposed" w:date="2026-10-15T20:13:55Z">
+            <w:del w:id="9007" w:author="Claude (AI) - proposed" w:date="2026-10-18T00:27:23Z">
               <w:r>
                 <w:rPr>
                   <w:rFonts w:ascii="Arial" w:cs="Arial" w:eastAsia="Arial" w:hAnsi="Arial"/>
@@ -1342,7 +1342,7 @@
                 <w:delText xml:space="preserve">the larger area to the smaller</w:delText>
               </w:r>
             </w:del>
-            <w:ins w:id="9008" w:author="Claude (AI) - proposed" w:date="2026-10-15T20:13:55Z">
+            <w:ins w:id="9008" w:author="Claude (AI) - proposed" w:date="2026-10-18T00:27:23Z">
               <w:r>
                 <w:rPr>
                   <w:rFonts w:ascii="Arial" w:cs="Arial" w:eastAsia="Arial" w:hAnsi="Arial"/>
@@ -1436,7 +1436,7 @@
               </w:rPr>
               <w:t xml:space="preserve">When the L.S.F between two similar figures is k, every length scales by k, but area — which is calculated by multiplying two lengths together — scales by k × k = k². This is why </w:t>
             </w:r>
-            <w:del w:id="9009" w:author="Claude (AI) - proposed" w:date="2026-10-15T20:13:55Z">
+            <w:del w:id="9009" w:author="Claude (AI) - proposed" w:date="2026-10-18T00:27:23Z">
               <w:r>
                 <w:rPr>
                   <w:rFonts w:ascii="Arial" w:cs="Arial" w:eastAsia="Arial" w:hAnsi="Arial"/>
@@ -1451,7 +1451,7 @@
                 <w:delText xml:space="preserve">the base of the 2 kg Unga Pembe flour packet</w:delText>
               </w:r>
             </w:del>
-            <w:ins w:id="9010" w:author="Claude (AI) - proposed" w:date="2026-10-15T20:13:55Z">
+            <w:ins w:id="9010" w:author="Claude (AI) - proposed" w:date="2026-10-18T00:27:23Z">
               <w:r>
                 <w:rPr>
                   <w:rFonts w:ascii="Arial" w:cs="Arial" w:eastAsia="Arial" w:hAnsi="Arial"/>
@@ -1479,7 +1479,7 @@
               </w:rPr>
               <w:t xml:space="preserve"> has an area 4 times (not 2 times) that of the </w:t>
             </w:r>
-            <w:del w:id="9011" w:author="Claude (AI) - proposed" w:date="2026-10-15T20:13:55Z">
+            <w:del w:id="9011" w:author="Claude (AI) - proposed" w:date="2026-10-18T00:27:23Z">
               <w:r>
                 <w:rPr>
                   <w:rFonts w:ascii="Arial" w:cs="Arial" w:eastAsia="Arial" w:hAnsi="Arial"/>
@@ -1494,7 +1494,7 @@
                 <w:delText xml:space="preserve">1 kg packet, even though each linear dimension is only twice as large</w:delText>
               </w:r>
             </w:del>
-            <w:ins w:id="9012" w:author="Claude (AI) - proposed" w:date="2026-10-15T20:13:55Z">
+            <w:ins w:id="9012" w:author="Claude (AI) - proposed" w:date="2026-10-18T00:27:23Z">
               <w:r>
                 <w:rPr>
                   <w:rFonts w:ascii="Arial" w:cs="Arial" w:eastAsia="Arial" w:hAnsi="Arial"/>
@@ -1830,7 +1830,7 @@
               </w:rPr>
               <w:t xml:space="preserve">Learners used L.S.F, A.S.F, and V.S.F to solve multi-step real-life problems, updated the Driving Question Board to mark the core phenomenon questions as ANSWERED, and produced a fully calculated Project Planning Sheet — including labelled model sketches and a materials list — to guide construction of their own pair of similar solid models </w:t>
             </w:r>
-            <w:del w:id="9013" w:author="Claude (AI) - proposed" w:date="2026-10-15T20:13:55Z">
+            <w:del w:id="9013" w:author="Claude (AI) - proposed" w:date="2026-10-18T00:27:23Z">
               <w:r>
                 <w:rPr>
                   <w:rFonts w:ascii="Arial" w:cs="Arial" w:eastAsia="Arial" w:hAnsi="Arial"/>
@@ -1845,7 +1845,7 @@
                 <w:delText xml:space="preserve">in</w:delText>
               </w:r>
             </w:del>
-            <w:ins w:id="9014" w:author="Claude (AI) - proposed" w:date="2026-10-15T20:13:55Z">
+            <w:ins w:id="9014" w:author="Claude (AI) - proposed" w:date="2026-10-18T00:27:23Z">
               <w:r>
                 <w:rPr>
                   <w:rFonts w:ascii="Arial" w:cs="Arial" w:eastAsia="Arial" w:hAnsi="Arial"/>
@@ -2149,7 +2149,7 @@
         </w:rPr>
         <w:t xml:space="preserve">© 2026 SeaVuria and ARES. This work is licensed under a </w:t>
       </w:r>
-      <w:hyperlink w:history="1" r:id="rIdmjf5xiqhgjda_zcg0qp60">
+      <w:hyperlink w:history="1" r:id="rId1cumvsewc5x8jfabtfnpy">
         <w:r>
           <w:rPr>
             <w:rFonts w:ascii="Arial" w:cs="Arial" w:eastAsia="Arial" w:hAnsi="Arial"/>
@@ -2169,7 +2169,7 @@
         </w:rPr>
         <w:t xml:space="preserve"> (</w:t>
       </w:r>
-      <w:hyperlink w:history="1" r:id="rIdinongr2av4woqkg4r9pnj">
+      <w:hyperlink w:history="1" r:id="rIdc0yhxgqa9yrccuemwgpgk">
         <w:r>
           <w:rPr>
             <w:rFonts w:ascii="Arial" w:cs="Arial" w:eastAsia="Arial" w:hAnsi="Arial"/>
@@ -2189,7 +2189,7 @@
         </w:rPr>
         <w:t xml:space="preserve">). To view a copy of this license, visit </w:t>
       </w:r>
-      <w:hyperlink w:history="1" r:id="rId4msojijpd9qig3ppuylkw">
+      <w:hyperlink w:history="1" r:id="rIdy4tk4t9zzxc-veibdkmgc">
         <w:r>
           <w:rPr>
             <w:rFonts w:ascii="Arial" w:cs="Arial" w:eastAsia="Arial" w:hAnsi="Arial"/>
